--- a/자동 전자책/8_거리두기효도법/거리두기효도법_탈고v2.docx
+++ b/자동 전자책/8_거리두기효도법/거리두기효도법_탈고v2.docx
@@ -769,6 +769,885 @@
           <w:szCs w:val="21"/>
         </w:rPr>
         <w:t xml:space="preserve">강작가</w:t>
+      </w:r>
+    </w:p>
+    <w:p>
+      <w:r>
+        <w:br w:type="page"/>
+      </w:r>
+    </w:p>
+    <w:p>
+      <w:pPr>
+        <w:pStyle w:val="Heading1"/>
+        <w:spacing w:after="200" w:before="240"/>
+      </w:pPr>
+      <w:r>
+        <w:rPr>
+          <w:rFonts w:ascii="Pretendard" w:cs="Pretendard" w:eastAsia="Pretendard" w:hAnsi="Pretendard"/>
+          <w:b/>
+          <w:bCs/>
+          <w:color w:val="9E1B22"/>
+          <w:sz w:val="34"/>
+          <w:szCs w:val="34"/>
+        </w:rPr>
+        <w:t xml:space="preserve">차례</w:t>
+      </w:r>
+    </w:p>
+    <w:p>
+      <w:pPr>
+        <w:spacing w:after="200" w:line="360"/>
+      </w:pPr>
+      <w:r>
+        <w:rPr>
+          <w:rFonts w:ascii="Pretendard" w:cs="Pretendard" w:eastAsia="Pretendard" w:hAnsi="Pretendard"/>
+          <w:sz w:val="21"/>
+          <w:szCs w:val="21"/>
+        </w:rPr>
+        <w:t xml:space="preserve">여는 편지 · 부모 이름이 휴대폰에 뜨면 심장부터 내려앉는 당신에게</w:t>
+      </w:r>
+    </w:p>
+    <w:p>
+      <w:pPr>
+        <w:spacing w:after="200" w:line="360"/>
+      </w:pPr>
+      <w:r>
+        <w:rPr>
+          <w:rFonts w:ascii="Pretendard" w:cs="Pretendard" w:eastAsia="Pretendard" w:hAnsi="Pretendard"/>
+          <w:b/>
+          <w:bCs/>
+          <w:sz w:val="21"/>
+          <w:szCs w:val="21"/>
+        </w:rPr>
+        <w:t xml:space="preserve">체크리스트 — 나와 부모 사이, 지금 얼마나 가까운가요?</w:t>
+      </w:r>
+    </w:p>
+    <w:p>
+      <w:pPr>
+        <w:spacing w:after="200" w:line="360"/>
+      </w:pPr>
+      <w:r>
+        <w:rPr>
+          <w:rFonts w:ascii="Pretendard" w:cs="Pretendard" w:eastAsia="Pretendard" w:hAnsi="Pretendard"/>
+          <w:b/>
+          <w:bCs/>
+          <w:sz w:val="21"/>
+          <w:szCs w:val="21"/>
+        </w:rPr>
+        <w:t xml:space="preserve">1장. 다 큰 자식이 아직도 부모에게 묶여 있는 이유</w:t>
+      </w:r>
+    </w:p>
+    <w:p>
+      <w:pPr>
+        <w:spacing w:after="80" w:line="340"/>
+        <w:ind w:left="360" w:hanging="240"/>
+      </w:pPr>
+      <w:r>
+        <w:rPr>
+          <w:rFonts w:ascii="Pretendard" w:cs="Pretendard" w:eastAsia="Pretendard" w:hAnsi="Pretendard"/>
+          <w:sz w:val="21"/>
+          <w:szCs w:val="21"/>
+        </w:rPr>
+        <w:t xml:space="preserve">1. 엄마 전화가 무서운 사람은, 너무 잘 받아온 사람이다</w:t>
+      </w:r>
+    </w:p>
+    <w:p>
+      <w:pPr>
+        <w:spacing w:after="80" w:line="340"/>
+        <w:ind w:left="360" w:hanging="240"/>
+      </w:pPr>
+      <w:r>
+        <w:rPr>
+          <w:rFonts w:ascii="Pretendard" w:cs="Pretendard" w:eastAsia="Pretendard" w:hAnsi="Pretendard"/>
+          <w:sz w:val="21"/>
+          <w:szCs w:val="21"/>
+        </w:rPr>
+        <w:t xml:space="preserve">2. "내가 나빠서"라고 믿게 된 아이의 진짜 사정</w:t>
+      </w:r>
+    </w:p>
+    <w:p>
+      <w:pPr>
+        <w:spacing w:after="80" w:line="340"/>
+        <w:ind w:left="360" w:hanging="240"/>
+      </w:pPr>
+      <w:r>
+        <w:rPr>
+          <w:rFonts w:ascii="Pretendard" w:cs="Pretendard" w:eastAsia="Pretendard" w:hAnsi="Pretendard"/>
+          <w:sz w:val="21"/>
+          <w:szCs w:val="21"/>
+        </w:rPr>
+        <w:t xml:space="preserve">3. 딸은 미안해서, 아들은 말을 못 해서</w:t>
+      </w:r>
+    </w:p>
+    <w:p>
+      <w:pPr>
+        <w:spacing w:after="80" w:line="340"/>
+        <w:ind w:left="360" w:hanging="240"/>
+      </w:pPr>
+      <w:r>
+        <w:rPr>
+          <w:rFonts w:ascii="Pretendard" w:cs="Pretendard" w:eastAsia="Pretendard" w:hAnsi="Pretendard"/>
+          <w:sz w:val="21"/>
+          <w:szCs w:val="21"/>
+        </w:rPr>
+        <w:t xml:space="preserve">4. 효도에는 두 종류가 있다</w:t>
+      </w:r>
+    </w:p>
+    <w:p>
+      <w:pPr>
+        <w:spacing w:after="80" w:line="340"/>
+        <w:ind w:left="360" w:hanging="240"/>
+      </w:pPr>
+      <w:r>
+        <w:rPr>
+          <w:rFonts w:ascii="Pretendard" w:cs="Pretendard" w:eastAsia="Pretendard" w:hAnsi="Pretendard"/>
+          <w:sz w:val="21"/>
+          <w:szCs w:val="21"/>
+        </w:rPr>
+        <w:t xml:space="preserve">5. 연을 끊으면 정말 끝날까?</w:t>
+      </w:r>
+    </w:p>
+    <w:p>
+      <w:pPr>
+        <w:spacing w:after="200" w:line="360"/>
+      </w:pPr>
+      <w:r>
+        <w:rPr>
+          <w:rFonts w:ascii="Pretendard" w:cs="Pretendard" w:eastAsia="Pretendard" w:hAnsi="Pretendard"/>
+          <w:sz w:val="21"/>
+          <w:szCs w:val="21"/>
+        </w:rPr>
+        <w:t xml:space="preserve">　거리 연습 — 지금 내 관계의 거리 적어 보기</w:t>
+      </w:r>
+    </w:p>
+    <w:p>
+      <w:pPr>
+        <w:spacing w:after="200" w:line="360"/>
+      </w:pPr>
+      <w:r>
+        <w:rPr>
+          <w:rFonts w:ascii="Pretendard" w:cs="Pretendard" w:eastAsia="Pretendard" w:hAnsi="Pretendard"/>
+          <w:b/>
+          <w:bCs/>
+          <w:sz w:val="21"/>
+          <w:szCs w:val="21"/>
+        </w:rPr>
+        <w:t xml:space="preserve">2장. 부모는 왜 그렇게 말할까</w:t>
+      </w:r>
+    </w:p>
+    <w:p>
+      <w:pPr>
+        <w:spacing w:after="80" w:line="340"/>
+        <w:ind w:left="360" w:hanging="240"/>
+      </w:pPr>
+      <w:r>
+        <w:rPr>
+          <w:rFonts w:ascii="Pretendard" w:cs="Pretendard" w:eastAsia="Pretendard" w:hAnsi="Pretendard"/>
+          <w:sz w:val="21"/>
+          <w:szCs w:val="21"/>
+        </w:rPr>
+        <w:t xml:space="preserve">1. "내가 너를 어떻게 키웠는데"</w:t>
+      </w:r>
+    </w:p>
+    <w:p>
+      <w:pPr>
+        <w:spacing w:after="80" w:line="340"/>
+        <w:ind w:left="360" w:hanging="240"/>
+      </w:pPr>
+      <w:r>
+        <w:rPr>
+          <w:rFonts w:ascii="Pretendard" w:cs="Pretendard" w:eastAsia="Pretendard" w:hAnsi="Pretendard"/>
+          <w:sz w:val="21"/>
+          <w:szCs w:val="21"/>
+        </w:rPr>
+        <w:t xml:space="preserve">2. "다 너 잘되라고 그러는 거야"</w:t>
+      </w:r>
+    </w:p>
+    <w:p>
+      <w:pPr>
+        <w:spacing w:after="80" w:line="340"/>
+        <w:ind w:left="360" w:hanging="240"/>
+      </w:pPr>
+      <w:r>
+        <w:rPr>
+          <w:rFonts w:ascii="Pretendard" w:cs="Pretendard" w:eastAsia="Pretendard" w:hAnsi="Pretendard"/>
+          <w:sz w:val="21"/>
+          <w:szCs w:val="21"/>
+        </w:rPr>
+        <w:t xml:space="preserve">3. "너밖에 없다"</w:t>
+      </w:r>
+    </w:p>
+    <w:p>
+      <w:pPr>
+        <w:spacing w:after="80" w:line="340"/>
+        <w:ind w:left="360" w:hanging="240"/>
+      </w:pPr>
+      <w:r>
+        <w:rPr>
+          <w:rFonts w:ascii="Pretendard" w:cs="Pretendard" w:eastAsia="Pretendard" w:hAnsi="Pretendard"/>
+          <w:sz w:val="21"/>
+          <w:szCs w:val="21"/>
+        </w:rPr>
+        <w:t xml:space="preserve">4. 부모도 그 부모에게서 배웠다</w:t>
+      </w:r>
+    </w:p>
+    <w:p>
+      <w:pPr>
+        <w:spacing w:after="80" w:line="340"/>
+        <w:ind w:left="360" w:hanging="240"/>
+      </w:pPr>
+      <w:r>
+        <w:rPr>
+          <w:rFonts w:ascii="Pretendard" w:cs="Pretendard" w:eastAsia="Pretendard" w:hAnsi="Pretendard"/>
+          <w:sz w:val="21"/>
+          <w:szCs w:val="21"/>
+        </w:rPr>
+        <w:t xml:space="preserve">5. 부모를 바꾸려 할수록 내가 지치는 이유</w:t>
+      </w:r>
+    </w:p>
+    <w:p>
+      <w:pPr>
+        <w:spacing w:after="200" w:line="360"/>
+      </w:pPr>
+      <w:r>
+        <w:rPr>
+          <w:rFonts w:ascii="Pretendard" w:cs="Pretendard" w:eastAsia="Pretendard" w:hAnsi="Pretendard"/>
+          <w:sz w:val="21"/>
+          <w:szCs w:val="21"/>
+        </w:rPr>
+        <w:t xml:space="preserve">　거리 연습 — 우리 부모 말버릇 사전 만들기</w:t>
+      </w:r>
+    </w:p>
+    <w:p>
+      <w:pPr>
+        <w:spacing w:after="200" w:line="360"/>
+      </w:pPr>
+      <w:r>
+        <w:rPr>
+          <w:rFonts w:ascii="Pretendard" w:cs="Pretendard" w:eastAsia="Pretendard" w:hAnsi="Pretendard"/>
+          <w:b/>
+          <w:bCs/>
+          <w:sz w:val="21"/>
+          <w:szCs w:val="21"/>
+        </w:rPr>
+        <w:t xml:space="preserve">3장. 미운데 보고 싶은 마음</w:t>
+      </w:r>
+    </w:p>
+    <w:p>
+      <w:pPr>
+        <w:spacing w:after="80" w:line="340"/>
+        <w:ind w:left="360" w:hanging="240"/>
+      </w:pPr>
+      <w:r>
+        <w:rPr>
+          <w:rFonts w:ascii="Pretendard" w:cs="Pretendard" w:eastAsia="Pretendard" w:hAnsi="Pretendard"/>
+          <w:sz w:val="21"/>
+          <w:szCs w:val="21"/>
+        </w:rPr>
+        <w:t xml:space="preserve">1. 분노 _ 그때 나한테 왜 그랬어?</w:t>
+      </w:r>
+    </w:p>
+    <w:p>
+      <w:pPr>
+        <w:spacing w:after="80" w:line="340"/>
+        <w:ind w:left="360" w:hanging="240"/>
+      </w:pPr>
+      <w:r>
+        <w:rPr>
+          <w:rFonts w:ascii="Pretendard" w:cs="Pretendard" w:eastAsia="Pretendard" w:hAnsi="Pretendard"/>
+          <w:sz w:val="21"/>
+          <w:szCs w:val="21"/>
+        </w:rPr>
+        <w:t xml:space="preserve">2. 죄책감 _ "그래도 부모님인데"</w:t>
+      </w:r>
+    </w:p>
+    <w:p>
+      <w:pPr>
+        <w:spacing w:after="80" w:line="340"/>
+        <w:ind w:left="360" w:hanging="240"/>
+      </w:pPr>
+      <w:r>
+        <w:rPr>
+          <w:rFonts w:ascii="Pretendard" w:cs="Pretendard" w:eastAsia="Pretendard" w:hAnsi="Pretendard"/>
+          <w:sz w:val="21"/>
+          <w:szCs w:val="21"/>
+        </w:rPr>
+        <w:t xml:space="preserve">3. 불안 _ 멀어지면 나만 나쁜 자식이 될까 봐</w:t>
+      </w:r>
+    </w:p>
+    <w:p>
+      <w:pPr>
+        <w:spacing w:after="80" w:line="340"/>
+        <w:ind w:left="360" w:hanging="240"/>
+      </w:pPr>
+      <w:r>
+        <w:rPr>
+          <w:rFonts w:ascii="Pretendard" w:cs="Pretendard" w:eastAsia="Pretendard" w:hAnsi="Pretendard"/>
+          <w:sz w:val="21"/>
+          <w:szCs w:val="21"/>
+        </w:rPr>
+        <w:t xml:space="preserve">4. 그리움 _ 미운데 보고 싶어질 때</w:t>
+      </w:r>
+    </w:p>
+    <w:p>
+      <w:pPr>
+        <w:spacing w:after="200" w:line="360"/>
+      </w:pPr>
+      <w:r>
+        <w:rPr>
+          <w:rFonts w:ascii="Pretendard" w:cs="Pretendard" w:eastAsia="Pretendard" w:hAnsi="Pretendard"/>
+          <w:sz w:val="21"/>
+          <w:szCs w:val="21"/>
+        </w:rPr>
+        <w:t xml:space="preserve">　거리 연습 — 감정에 이름 붙이고 한 줄 쓰기</w:t>
+      </w:r>
+    </w:p>
+    <w:p>
+      <w:pPr>
+        <w:spacing w:after="200" w:line="360"/>
+      </w:pPr>
+      <w:r>
+        <w:rPr>
+          <w:rFonts w:ascii="Pretendard" w:cs="Pretendard" w:eastAsia="Pretendard" w:hAnsi="Pretendard"/>
+          <w:b/>
+          <w:bCs/>
+          <w:sz w:val="21"/>
+          <w:szCs w:val="21"/>
+        </w:rPr>
+        <w:t xml:space="preserve">4장. 끊지 않고 멀어지는 '거리 조절법'</w:t>
+      </w:r>
+    </w:p>
+    <w:p>
+      <w:pPr>
+        <w:spacing w:after="80" w:line="340"/>
+        <w:ind w:left="360" w:hanging="240"/>
+      </w:pPr>
+      <w:r>
+        <w:rPr>
+          <w:rFonts w:ascii="Pretendard" w:cs="Pretendard" w:eastAsia="Pretendard" w:hAnsi="Pretendard"/>
+          <w:sz w:val="21"/>
+          <w:szCs w:val="21"/>
+        </w:rPr>
+        <w:t xml:space="preserve">1. 끊을까 말까 대신, 8가지를 조금씩 조절하라</w:t>
+      </w:r>
+    </w:p>
+    <w:p>
+      <w:pPr>
+        <w:spacing w:after="80" w:line="340"/>
+        <w:ind w:left="360" w:hanging="240"/>
+      </w:pPr>
+      <w:r>
+        <w:rPr>
+          <w:rFonts w:ascii="Pretendard" w:cs="Pretendard" w:eastAsia="Pretendard" w:hAnsi="Pretendard"/>
+          <w:sz w:val="21"/>
+          <w:szCs w:val="21"/>
+        </w:rPr>
+        <w:t xml:space="preserve">2. 연락에 선을 긋는 법</w:t>
+      </w:r>
+    </w:p>
+    <w:p>
+      <w:pPr>
+        <w:spacing w:after="80" w:line="340"/>
+        <w:ind w:left="360" w:hanging="240"/>
+      </w:pPr>
+      <w:r>
+        <w:rPr>
+          <w:rFonts w:ascii="Pretendard" w:cs="Pretendard" w:eastAsia="Pretendard" w:hAnsi="Pretendard"/>
+          <w:sz w:val="21"/>
+          <w:szCs w:val="21"/>
+        </w:rPr>
+        <w:t xml:space="preserve">3. 돈에 선을 긋는 법</w:t>
+      </w:r>
+    </w:p>
+    <w:p>
+      <w:pPr>
+        <w:spacing w:after="80" w:line="340"/>
+        <w:ind w:left="360" w:hanging="240"/>
+      </w:pPr>
+      <w:r>
+        <w:rPr>
+          <w:rFonts w:ascii="Pretendard" w:cs="Pretendard" w:eastAsia="Pretendard" w:hAnsi="Pretendard"/>
+          <w:sz w:val="21"/>
+          <w:szCs w:val="21"/>
+        </w:rPr>
+        <w:t xml:space="preserve">4. 감정에 선을 긋는 법</w:t>
+      </w:r>
+    </w:p>
+    <w:p>
+      <w:pPr>
+        <w:spacing w:after="80" w:line="340"/>
+        <w:ind w:left="360" w:hanging="240"/>
+      </w:pPr>
+      <w:r>
+        <w:rPr>
+          <w:rFonts w:ascii="Pretendard" w:cs="Pretendard" w:eastAsia="Pretendard" w:hAnsi="Pretendard"/>
+          <w:sz w:val="21"/>
+          <w:szCs w:val="21"/>
+        </w:rPr>
+        <w:t xml:space="preserve">5. 결정에 선을 긋는 법</w:t>
+      </w:r>
+    </w:p>
+    <w:p>
+      <w:pPr>
+        <w:spacing w:after="80" w:line="340"/>
+        <w:ind w:left="360" w:hanging="240"/>
+      </w:pPr>
+      <w:r>
+        <w:rPr>
+          <w:rFonts w:ascii="Pretendard" w:cs="Pretendard" w:eastAsia="Pretendard" w:hAnsi="Pretendard"/>
+          <w:sz w:val="21"/>
+          <w:szCs w:val="21"/>
+        </w:rPr>
+        <w:t xml:space="preserve">6. 명절에 선을 긋는 법</w:t>
+      </w:r>
+    </w:p>
+    <w:p>
+      <w:pPr>
+        <w:spacing w:after="200" w:line="360"/>
+      </w:pPr>
+      <w:r>
+        <w:rPr>
+          <w:rFonts w:ascii="Pretendard" w:cs="Pretendard" w:eastAsia="Pretendard" w:hAnsi="Pretendard"/>
+          <w:sz w:val="21"/>
+          <w:szCs w:val="21"/>
+        </w:rPr>
+        <w:t xml:space="preserve">　거리 연습 — 한 가지만 한 칸 줄여 보기</w:t>
+      </w:r>
+    </w:p>
+    <w:p>
+      <w:pPr>
+        <w:spacing w:after="200" w:line="360"/>
+      </w:pPr>
+      <w:r>
+        <w:rPr>
+          <w:rFonts w:ascii="Pretendard" w:cs="Pretendard" w:eastAsia="Pretendard" w:hAnsi="Pretendard"/>
+          <w:b/>
+          <w:bCs/>
+          <w:sz w:val="21"/>
+          <w:szCs w:val="21"/>
+        </w:rPr>
+        <w:t xml:space="preserve">5장. 부모에게만 통하는 말하기</w:t>
+      </w:r>
+    </w:p>
+    <w:p>
+      <w:pPr>
+        <w:spacing w:after="80" w:line="340"/>
+        <w:ind w:left="360" w:hanging="240"/>
+      </w:pPr>
+      <w:r>
+        <w:rPr>
+          <w:rFonts w:ascii="Pretendard" w:cs="Pretendard" w:eastAsia="Pretendard" w:hAnsi="Pretendard"/>
+          <w:sz w:val="21"/>
+          <w:szCs w:val="21"/>
+        </w:rPr>
+        <w:t xml:space="preserve">1. 같은 거절, 다른 말투 — 부모용 3문장 대본</w:t>
+      </w:r>
+    </w:p>
+    <w:p>
+      <w:pPr>
+        <w:spacing w:after="80" w:line="340"/>
+        <w:ind w:left="360" w:hanging="240"/>
+      </w:pPr>
+      <w:r>
+        <w:rPr>
+          <w:rFonts w:ascii="Pretendard" w:cs="Pretendard" w:eastAsia="Pretendard" w:hAnsi="Pretendard"/>
+          <w:sz w:val="21"/>
+          <w:szCs w:val="21"/>
+        </w:rPr>
+        <w:t xml:space="preserve">2. 선언하지 말고, 행동으로 보여줘라</w:t>
+      </w:r>
+    </w:p>
+    <w:p>
+      <w:pPr>
+        <w:spacing w:after="80" w:line="340"/>
+        <w:ind w:left="360" w:hanging="240"/>
+      </w:pPr>
+      <w:r>
+        <w:rPr>
+          <w:rFonts w:ascii="Pretendard" w:cs="Pretendard" w:eastAsia="Pretendard" w:hAnsi="Pretendard"/>
+          <w:sz w:val="21"/>
+          <w:szCs w:val="21"/>
+        </w:rPr>
+        <w:t xml:space="preserve">3. 다시 끌어당길 때 버티는 '후버링 방어 문장'</w:t>
+      </w:r>
+    </w:p>
+    <w:p>
+      <w:pPr>
+        <w:spacing w:after="80" w:line="340"/>
+        <w:ind w:left="360" w:hanging="240"/>
+      </w:pPr>
+      <w:r>
+        <w:rPr>
+          <w:rFonts w:ascii="Pretendard" w:cs="Pretendard" w:eastAsia="Pretendard" w:hAnsi="Pretendard"/>
+          <w:sz w:val="21"/>
+          <w:szCs w:val="21"/>
+        </w:rPr>
+        <w:t xml:space="preserve">4. "그래도 부모님인데"라는 주변 말에 대답하는 법</w:t>
+      </w:r>
+    </w:p>
+    <w:p>
+      <w:pPr>
+        <w:spacing w:after="80" w:line="340"/>
+        <w:ind w:left="360" w:hanging="240"/>
+      </w:pPr>
+      <w:r>
+        <w:rPr>
+          <w:rFonts w:ascii="Pretendard" w:cs="Pretendard" w:eastAsia="Pretendard" w:hAnsi="Pretendard"/>
+          <w:sz w:val="21"/>
+          <w:szCs w:val="21"/>
+        </w:rPr>
+        <w:t xml:space="preserve">5. 배우자가 끼었을 때 — 부부가 먼저 맞추는 '부양 협정'</w:t>
+      </w:r>
+    </w:p>
+    <w:p>
+      <w:pPr>
+        <w:spacing w:after="200" w:line="360"/>
+      </w:pPr>
+      <w:r>
+        <w:rPr>
+          <w:rFonts w:ascii="Pretendard" w:cs="Pretendard" w:eastAsia="Pretendard" w:hAnsi="Pretendard"/>
+          <w:sz w:val="21"/>
+          <w:szCs w:val="21"/>
+        </w:rPr>
+        <w:t xml:space="preserve">　거리 연습 — 거울 앞에서 대본 세 번 읽기</w:t>
+      </w:r>
+    </w:p>
+    <w:p>
+      <w:pPr>
+        <w:spacing w:after="200" w:line="360"/>
+      </w:pPr>
+      <w:r>
+        <w:rPr>
+          <w:rFonts w:ascii="Pretendard" w:cs="Pretendard" w:eastAsia="Pretendard" w:hAnsi="Pretendard"/>
+          <w:b/>
+          <w:bCs/>
+          <w:sz w:val="21"/>
+          <w:szCs w:val="21"/>
+        </w:rPr>
+        <w:t xml:space="preserve">6장. 상처를 내 다음 관계로 넘기지 않으려면</w:t>
+      </w:r>
+    </w:p>
+    <w:p>
+      <w:pPr>
+        <w:spacing w:after="80" w:line="340"/>
+        <w:ind w:left="360" w:hanging="240"/>
+      </w:pPr>
+      <w:r>
+        <w:rPr>
+          <w:rFonts w:ascii="Pretendard" w:cs="Pretendard" w:eastAsia="Pretendard" w:hAnsi="Pretendard"/>
+          <w:sz w:val="21"/>
+          <w:szCs w:val="21"/>
+        </w:rPr>
+        <w:t xml:space="preserve">1. 당신의 연애가 자꾸 부모와의 싸움을 닮는 이유</w:t>
+      </w:r>
+    </w:p>
+    <w:p>
+      <w:pPr>
+        <w:spacing w:after="80" w:line="340"/>
+        <w:ind w:left="360" w:hanging="240"/>
+      </w:pPr>
+      <w:r>
+        <w:rPr>
+          <w:rFonts w:ascii="Pretendard" w:cs="Pretendard" w:eastAsia="Pretendard" w:hAnsi="Pretendard"/>
+          <w:sz w:val="21"/>
+          <w:szCs w:val="21"/>
+        </w:rPr>
+        <w:t xml:space="preserve">2. 대물림은 운명이 아니라 확률이다</w:t>
+      </w:r>
+    </w:p>
+    <w:p>
+      <w:pPr>
+        <w:spacing w:after="80" w:line="340"/>
+        <w:ind w:left="360" w:hanging="240"/>
+      </w:pPr>
+      <w:r>
+        <w:rPr>
+          <w:rFonts w:ascii="Pretendard" w:cs="Pretendard" w:eastAsia="Pretendard" w:hAnsi="Pretendard"/>
+          <w:sz w:val="21"/>
+          <w:szCs w:val="21"/>
+        </w:rPr>
+        <w:t xml:space="preserve">3. 부모를 용서하지 않아도, 내 삶은 시작할 수 있다</w:t>
+      </w:r>
+    </w:p>
+    <w:p>
+      <w:pPr>
+        <w:spacing w:after="80" w:line="340"/>
+        <w:ind w:left="360" w:hanging="240"/>
+      </w:pPr>
+      <w:r>
+        <w:rPr>
+          <w:rFonts w:ascii="Pretendard" w:cs="Pretendard" w:eastAsia="Pretendard" w:hAnsi="Pretendard"/>
+          <w:sz w:val="21"/>
+          <w:szCs w:val="21"/>
+        </w:rPr>
+        <w:t xml:space="preserve">4. 거리 두기로 안 되는 관계도 있다</w:t>
+      </w:r>
+    </w:p>
+    <w:p>
+      <w:pPr>
+        <w:spacing w:after="200" w:line="360"/>
+      </w:pPr>
+      <w:r>
+        <w:rPr>
+          <w:rFonts w:ascii="Pretendard" w:cs="Pretendard" w:eastAsia="Pretendard" w:hAnsi="Pretendard"/>
+          <w:sz w:val="21"/>
+          <w:szCs w:val="21"/>
+        </w:rPr>
+        <w:t xml:space="preserve">　거리 연습 — 나를 지지해 줄 한 사람 적기</w:t>
+      </w:r>
+    </w:p>
+    <w:p>
+      <w:pPr>
+        <w:spacing w:after="200" w:line="360"/>
+      </w:pPr>
+      <w:r>
+        <w:rPr>
+          <w:rFonts w:ascii="Pretendard" w:cs="Pretendard" w:eastAsia="Pretendard" w:hAnsi="Pretendard"/>
+          <w:b/>
+          <w:bCs/>
+          <w:sz w:val="21"/>
+          <w:szCs w:val="21"/>
+        </w:rPr>
+        <w:t xml:space="preserve">7장. 거리를 찾은 아들딸 다섯 명의 이야기</w:t>
+      </w:r>
+      <w:r>
+        <w:br/>
+      </w:r>
+      <w:r>
+        <w:rPr>
+          <w:rFonts w:ascii="Pretendard" w:cs="Pretendard" w:eastAsia="Pretendard" w:hAnsi="Pretendard"/>
+          <w:sz w:val="21"/>
+          <w:szCs w:val="21"/>
+        </w:rPr>
+        <w:t xml:space="preserve">　사례 1 (딸) "엄마 하소연을 매일 밤 두 시간씩 들었어요"</w:t>
+      </w:r>
+      <w:r>
+        <w:br/>
+      </w:r>
+      <w:r>
+        <w:rPr>
+          <w:rFonts w:ascii="Pretendard" w:cs="Pretendard" w:eastAsia="Pretendard" w:hAnsi="Pretendard"/>
+          <w:sz w:val="21"/>
+          <w:szCs w:val="21"/>
+        </w:rPr>
+        <w:t xml:space="preserve">　사례 2 (아들) "아버지가 매달 돈을 보내라고 해요"</w:t>
+      </w:r>
+      <w:r>
+        <w:br/>
+      </w:r>
+      <w:r>
+        <w:rPr>
+          <w:rFonts w:ascii="Pretendard" w:cs="Pretendard" w:eastAsia="Pretendard" w:hAnsi="Pretendard"/>
+          <w:sz w:val="21"/>
+          <w:szCs w:val="21"/>
+        </w:rPr>
+        <w:t xml:space="preserve">　사례 3 (딸) "결혼하고 나서도 엄마가 살림에 간섭해요"</w:t>
+      </w:r>
+      <w:r>
+        <w:br/>
+      </w:r>
+      <w:r>
+        <w:rPr>
+          <w:rFonts w:ascii="Pretendard" w:cs="Pretendard" w:eastAsia="Pretendard" w:hAnsi="Pretendard"/>
+          <w:sz w:val="21"/>
+          <w:szCs w:val="21"/>
+        </w:rPr>
+        <w:t xml:space="preserve">　사례 4 (아들) "끊고 싶은데, 끊으면 내가 나쁜 놈 같아요"</w:t>
+      </w:r>
+      <w:r>
+        <w:br/>
+      </w:r>
+      <w:r>
+        <w:rPr>
+          <w:rFonts w:ascii="Pretendard" w:cs="Pretendard" w:eastAsia="Pretendard" w:hAnsi="Pretendard"/>
+          <w:sz w:val="21"/>
+          <w:szCs w:val="21"/>
+        </w:rPr>
+        <w:t xml:space="preserve">　사례 5 (외동) "명절마다 본가에 가는 게 무서워요"</w:t>
+      </w:r>
+    </w:p>
+    <w:p>
+      <w:pPr>
+        <w:spacing w:after="200" w:line="360"/>
+      </w:pPr>
+      <w:r>
+        <w:rPr>
+          <w:rFonts w:ascii="Pretendard" w:cs="Pretendard" w:eastAsia="Pretendard" w:hAnsi="Pretendard"/>
+          <w:b/>
+          <w:bCs/>
+          <w:sz w:val="21"/>
+          <w:szCs w:val="21"/>
+        </w:rPr>
+        <w:t xml:space="preserve">닫는 편지</w:t>
+      </w:r>
+    </w:p>
+    <w:p>
+      <w:pPr>
+        <w:spacing w:after="200" w:line="360"/>
+      </w:pPr>
+      <w:r>
+        <w:rPr>
+          <w:rFonts w:ascii="Pretendard" w:cs="Pretendard" w:eastAsia="Pretendard" w:hAnsi="Pretendard"/>
+          <w:b/>
+          <w:bCs/>
+          <w:sz w:val="21"/>
+          <w:szCs w:val="21"/>
+        </w:rPr>
+        <w:t xml:space="preserve">부록 1 — 아들딸의 거리 권리 10조</w:t>
+      </w:r>
+    </w:p>
+    <w:p>
+      <w:pPr>
+        <w:spacing w:after="200" w:line="360"/>
+      </w:pPr>
+      <w:r>
+        <w:rPr>
+          <w:rFonts w:ascii="Pretendard" w:cs="Pretendard" w:eastAsia="Pretendard" w:hAnsi="Pretendard"/>
+          <w:b/>
+          <w:bCs/>
+          <w:sz w:val="21"/>
+          <w:szCs w:val="21"/>
+        </w:rPr>
+        <w:t xml:space="preserve">부록 2 — 부모에게 보내는 문자 템플릿 10</w:t>
+      </w:r>
+    </w:p>
+    <w:p>
+      <w:pPr>
+        <w:spacing w:after="80" w:line="340"/>
+        <w:ind w:left="360" w:hanging="240"/>
+      </w:pPr>
+      <w:r>
+        <w:rPr>
+          <w:rFonts w:ascii="Pretendard" w:cs="Pretendard" w:eastAsia="Pretendard" w:hAnsi="Pretendard"/>
+          <w:sz w:val="21"/>
+          <w:szCs w:val="21"/>
+        </w:rPr>
+        <w:t xml:space="preserve">1. 전화를 못 받았을 때</w:t>
+      </w:r>
+    </w:p>
+    <w:p>
+      <w:pPr>
+        <w:spacing w:after="80" w:line="340"/>
+        <w:ind w:left="360" w:hanging="240"/>
+      </w:pPr>
+      <w:r>
+        <w:rPr>
+          <w:rFonts w:ascii="Pretendard" w:cs="Pretendard" w:eastAsia="Pretendard" w:hAnsi="Pretendard"/>
+          <w:sz w:val="21"/>
+          <w:szCs w:val="21"/>
+        </w:rPr>
+        <w:t xml:space="preserve">2. 통화 시간을 정하고 싶을 때</w:t>
+      </w:r>
+    </w:p>
+    <w:p>
+      <w:pPr>
+        <w:spacing w:after="80" w:line="340"/>
+        <w:ind w:left="360" w:hanging="240"/>
+      </w:pPr>
+      <w:r>
+        <w:rPr>
+          <w:rFonts w:ascii="Pretendard" w:cs="Pretendard" w:eastAsia="Pretendard" w:hAnsi="Pretendard"/>
+          <w:sz w:val="21"/>
+          <w:szCs w:val="21"/>
+        </w:rPr>
+        <w:t xml:space="preserve">3. "됐다. 너도 바쁘겠지"가 왔을 때</w:t>
+      </w:r>
+    </w:p>
+    <w:p>
+      <w:pPr>
+        <w:spacing w:after="80" w:line="340"/>
+        <w:ind w:left="360" w:hanging="240"/>
+      </w:pPr>
+      <w:r>
+        <w:rPr>
+          <w:rFonts w:ascii="Pretendard" w:cs="Pretendard" w:eastAsia="Pretendard" w:hAnsi="Pretendard"/>
+          <w:sz w:val="21"/>
+          <w:szCs w:val="21"/>
+        </w:rPr>
+        <w:t xml:space="preserve">4. 매달 돈을 요구할 때</w:t>
+      </w:r>
+    </w:p>
+    <w:p>
+      <w:pPr>
+        <w:spacing w:after="80" w:line="340"/>
+        <w:ind w:left="360" w:hanging="240"/>
+      </w:pPr>
+      <w:r>
+        <w:rPr>
+          <w:rFonts w:ascii="Pretendard" w:cs="Pretendard" w:eastAsia="Pretendard" w:hAnsi="Pretendard"/>
+          <w:sz w:val="21"/>
+          <w:szCs w:val="21"/>
+        </w:rPr>
+        <w:t xml:space="preserve">5. 급하게 목돈을 요구할 때</w:t>
+      </w:r>
+    </w:p>
+    <w:p>
+      <w:pPr>
+        <w:spacing w:after="80" w:line="340"/>
+        <w:ind w:left="360" w:hanging="240"/>
+      </w:pPr>
+      <w:r>
+        <w:rPr>
+          <w:rFonts w:ascii="Pretendard" w:cs="Pretendard" w:eastAsia="Pretendard" w:hAnsi="Pretendard"/>
+          <w:sz w:val="21"/>
+          <w:szCs w:val="21"/>
+        </w:rPr>
+        <w:t xml:space="preserve">6. 예고 없이 집에 오실 때</w:t>
+      </w:r>
+    </w:p>
+    <w:p>
+      <w:pPr>
+        <w:spacing w:after="80" w:line="340"/>
+        <w:ind w:left="360" w:hanging="240"/>
+      </w:pPr>
+      <w:r>
+        <w:rPr>
+          <w:rFonts w:ascii="Pretendard" w:cs="Pretendard" w:eastAsia="Pretendard" w:hAnsi="Pretendard"/>
+          <w:sz w:val="21"/>
+          <w:szCs w:val="21"/>
+        </w:rPr>
+        <w:t xml:space="preserve">7. 명절 일정을 미리 알릴 때</w:t>
+      </w:r>
+    </w:p>
+    <w:p>
+      <w:pPr>
+        <w:spacing w:after="80" w:line="340"/>
+        <w:ind w:left="360" w:hanging="240"/>
+      </w:pPr>
+      <w:r>
+        <w:rPr>
+          <w:rFonts w:ascii="Pretendard" w:cs="Pretendard" w:eastAsia="Pretendard" w:hAnsi="Pretendard"/>
+          <w:sz w:val="21"/>
+          <w:szCs w:val="21"/>
+        </w:rPr>
+        <w:t xml:space="preserve">8. 결혼·이직 같은 결정에 간섭할 때</w:t>
+      </w:r>
+    </w:p>
+    <w:p>
+      <w:pPr>
+        <w:spacing w:after="80" w:line="340"/>
+        <w:ind w:left="360" w:hanging="240"/>
+      </w:pPr>
+      <w:r>
+        <w:rPr>
+          <w:rFonts w:ascii="Pretendard" w:cs="Pretendard" w:eastAsia="Pretendard" w:hAnsi="Pretendard"/>
+          <w:sz w:val="21"/>
+          <w:szCs w:val="21"/>
+        </w:rPr>
+        <w:t xml:space="preserve">9. "너밖에 없다", "네가 아니었으면"이 나올 때</w:t>
+      </w:r>
+    </w:p>
+    <w:p>
+      <w:pPr>
+        <w:spacing w:after="80" w:line="340"/>
+        <w:ind w:left="360" w:hanging="240"/>
+      </w:pPr>
+      <w:r>
+        <w:rPr>
+          <w:rFonts w:ascii="Pretendard" w:cs="Pretendard" w:eastAsia="Pretendard" w:hAnsi="Pretendard"/>
+          <w:sz w:val="21"/>
+          <w:szCs w:val="21"/>
+        </w:rPr>
+        <w:t xml:space="preserve">10. 한동안 거리를 둔 뒤 안부를 전할 때</w:t>
       </w:r>
     </w:p>
     <w:p>

--- a/자동 전자책/8_거리두기효도법/거리두기효도법_탈고v2.docx
+++ b/자동 전자책/8_거리두기효도법/거리두기효도법_탈고v2.docx
@@ -37,19 +37,6 @@
     </w:p>
     <w:p>
       <w:pPr>
-        <w:jc w:val="center"/>
-      </w:pPr>
-      <w:r>
-        <w:rPr>
-          <w:rFonts w:ascii="Pretendard" w:cs="Pretendard" w:eastAsia="Pretendard" w:hAnsi="Pretendard"/>
-          <w:sz w:val="24"/>
-          <w:szCs w:val="24"/>
-        </w:rPr>
-        <w:t xml:space="preserve">강작가</w:t>
-      </w:r>
-    </w:p>
-    <w:p>
-      <w:pPr>
         <w:spacing w:before="600"/>
         <w:jc w:val="center"/>
       </w:pPr>
@@ -759,19 +746,6 @@
       </w:r>
     </w:p>
     <w:p>
-      <w:pPr>
-        <w:spacing w:after="200" w:line="360"/>
-      </w:pPr>
-      <w:r>
-        <w:rPr>
-          <w:rFonts w:ascii="Pretendard" w:cs="Pretendard" w:eastAsia="Pretendard" w:hAnsi="Pretendard"/>
-          <w:sz w:val="21"/>
-          <w:szCs w:val="21"/>
-        </w:rPr>
-        <w:t xml:space="preserve">강작가</w:t>
-      </w:r>
-    </w:p>
-    <w:p>
       <w:r>
         <w:br w:type="page"/>
       </w:r>
@@ -18867,7 +18841,7 @@
           <w:sz w:val="21"/>
           <w:szCs w:val="21"/>
         </w:rPr>
-        <w:t xml:space="preserve">안 나온다. 엄마 이름이 화면에 뜨는 순간 머리는 하얘지고, 입에서는 늘 하던 "응..."이 나온다. 연기를 배운 사람으로서 단언한다. 대본은 눈으로 읽어서는 내 말이 안 된다. 소리 내어 몇 번이고 말해 봐야 실전에서 입이 움직인다.</w:t>
+        <w:t xml:space="preserve">안 나온다. 엄마 이름이 화면에 뜨는 순간 머리는 하얘지고, 입에서는 늘 하던 "응..."이 나온다. 단언한다. 대본은 눈으로 읽어서는 내 말이 안 된다. 소리 내어 몇 번이고 말해 봐야 실전에서 입이 움직인다.</w:t>
       </w:r>
       <w:r>
         <w:br/>
@@ -24295,19 +24269,6 @@
           <w:szCs w:val="21"/>
         </w:rPr>
         <w:t xml:space="preserve">당신은 이제 그걸 정할 줄 안다.</w:t>
-      </w:r>
-    </w:p>
-    <w:p>
-      <w:pPr>
-        <w:spacing w:after="200" w:line="360"/>
-      </w:pPr>
-      <w:r>
-        <w:rPr>
-          <w:rFonts w:ascii="Pretendard" w:cs="Pretendard" w:eastAsia="Pretendard" w:hAnsi="Pretendard"/>
-          <w:sz w:val="21"/>
-          <w:szCs w:val="21"/>
-        </w:rPr>
-        <w:t xml:space="preserve">강작가</w:t>
       </w:r>
     </w:p>
     <w:p>
